--- a/src/main/resources/static/downloads/xiewenwen-android-resume.docx
+++ b/src/main/resources/static/downloads/xiewenwen-android-resume.docx
@@ -490,7 +490,7 @@
           <w:color w:val="222222"/>
           <w:sz w:val="24"/>
         </w:rPr>
-        <w:t>深圳软件外包公司 —— 全栈工程师</w:t>
+        <w:t>深圳市虾吉米娱乐工作室 —— 全栈工程师</w:t>
       </w:r>
       <w:r>
         <w:rPr>
